--- a/shopping-cart-spring-boot-main/target/classes/templates/docx/doc_1.docx
+++ b/shopping-cart-spring-boot-main/target/classes/templates/docx/doc_1.docx
@@ -1687,7 +1687,6 @@
     <w:p>
       <w:pPr>
         <w:rPr>
-          <w:rFonts w:hint="cs"/>
           <w:sz w:val="28"/>
           <w:szCs w:val="28"/>
           <w:cs/>
@@ -2107,6 +2106,7 @@
   <w:style w:type="character" w:default="1" w:styleId="DefaultParagraphFont">
     <w:name w:val="Default Paragraph Font"/>
     <w:uiPriority w:val="1"/>
+    <w:semiHidden/>
     <w:unhideWhenUsed/>
   </w:style>
   <w:style w:type="table" w:default="1" w:styleId="TableNormal">
